--- a/teste.docx
+++ b/teste.docx
@@ -5,6 +5,32 @@
     <w:p>
       <w:r>
         <w:t xml:space="preserve">Minha primeira versão </w:t>
+      </w:r>
+    </w:p>
+    <w:p/>
+    <w:p>
+      <w:r>
+        <w:t>Cxcxc</w:t>
+      </w:r>
+    </w:p>
+    <w:p>
+      <w:r>
+        <w:t>Xcx</w:t>
+      </w:r>
+    </w:p>
+    <w:p>
+      <w:r>
+        <w:t>Cxc</w:t>
+      </w:r>
+    </w:p>
+    <w:p>
+      <w:r>
+        <w:t>Xc</w:t>
+      </w:r>
+    </w:p>
+    <w:p>
+      <w:r>
+        <w:t>x</w:t>
       </w:r>
     </w:p>
     <w:sectPr>
